--- a/docs/reference-note.docx
+++ b/docs/reference-note.docx
@@ -318,7 +318,7 @@
         <w:numRestart w:val="eachSect"/>
       </w:footnotePr>
       <w:pgSz w:w="11906" w:h="16838"/>
-      <w:pgMar w:top="850" w:bottom="850" w:left="907" w:right="907"/>
+      <w:pgMar w:top="709" w:bottom="709" w:left="765" w:right="765"/>
     </w:sectPr>
   </w:body>
 </w:document>
@@ -504,11 +504,11 @@
     <w:name w:val="Normal"/>
     <w:qFormat/>
     <w:pPr>
-      <w:spacing w:after="70" w:line="245" w:lineRule="auto" w:before="0"/>
+      <w:spacing w:after="44" w:line="235" w:lineRule="auto" w:before="0"/>
     </w:pPr>
     <w:rPr>
       <w:rFonts w:ascii="Calibri" w:hAnsi="Calibri"/>
-      <w:sz w:val="18"/>
+      <w:sz w:val="16"/>
     </w:rPr>
   </w:style>
   <w:style w:type="paragraph" w:styleId="BodyText">
@@ -517,11 +517,11 @@
     <w:link w:val="BodyTextChar"/>
     <w:qFormat/>
     <w:pPr>
-      <w:spacing w:before="0" w:after="70" w:line="245" w:lineRule="auto"/>
+      <w:spacing w:before="0" w:after="44" w:line="235" w:lineRule="auto"/>
     </w:pPr>
     <w:rPr>
       <w:rFonts w:ascii="Calibri" w:hAnsi="Calibri"/>
-      <w:sz w:val="18"/>
+      <w:sz w:val="16"/>
     </w:rPr>
   </w:style>
   <w:style w:type="paragraph" w:customStyle="1" w:styleId="FirstParagraph">
@@ -535,11 +535,11 @@
     <w:basedOn w:val="BodyText"/>
     <w:qFormat/>
     <w:pPr>
-      <w:spacing w:before="0" w:after="40" w:line="245" w:lineRule="auto"/>
+      <w:spacing w:before="0" w:after="24" w:line="235" w:lineRule="auto"/>
     </w:pPr>
     <w:rPr>
       <w:rFonts w:ascii="Calibri" w:hAnsi="Calibri"/>
-      <w:sz w:val="18"/>
+      <w:sz w:val="16"/>
     </w:rPr>
   </w:style>
   <w:style w:type="paragraph" w:styleId="Title">
@@ -551,7 +551,7 @@
     <w:qFormat/>
     <w:rsid w:val="00A10FD9"/>
     <w:pPr>
-      <w:spacing w:after="60" w:line="245" w:lineRule="auto" w:before="0"/>
+      <w:spacing w:after="40" w:line="235" w:lineRule="auto" w:before="0"/>
       <w:contextualSpacing/>
       <w:jc w:val="center"/>
     </w:pPr>
@@ -559,7 +559,7 @@
       <w:rFonts w:asciiTheme="majorHAnsi" w:eastAsiaTheme="majorEastAsia" w:hAnsiTheme="majorHAnsi" w:cstheme="majorBidi" w:ascii="Calibri" w:hAnsi="Calibri"/>
       <w:b/>
       <w:color w:val="111111"/>
-      <w:sz w:val="34"/>
+      <w:sz w:val="30"/>
       <w:szCs w:val="56"/>
     </w:rPr>
   </w:style>
@@ -690,14 +690,14 @@
     <w:pPr>
       <w:keepNext/>
       <w:keepLines/>
-      <w:spacing w:before="180" w:after="70" w:line="245" w:lineRule="auto"/>
+      <w:spacing w:before="110" w:after="40" w:line="235" w:lineRule="auto"/>
       <w:outlineLvl w:val="0"/>
     </w:pPr>
     <w:rPr>
       <w:rFonts w:asciiTheme="majorHAnsi" w:eastAsiaTheme="majorEastAsia" w:hAnsiTheme="majorHAnsi" w:cstheme="majorBidi" w:ascii="Calibri" w:hAnsi="Calibri"/>
       <w:b/>
       <w:color w:val="111111"/>
-      <w:sz w:val="24"/>
+      <w:sz w:val="21"/>
       <w:szCs w:val="40"/>
     </w:rPr>
   </w:style>
@@ -714,14 +714,14 @@
     <w:pPr>
       <w:keepNext/>
       <w:keepLines/>
-      <w:spacing w:before="140" w:after="60" w:line="245" w:lineRule="auto"/>
+      <w:spacing w:before="80" w:after="32" w:line="235" w:lineRule="auto"/>
       <w:outlineLvl w:val="1"/>
     </w:pPr>
     <w:rPr>
       <w:rFonts w:asciiTheme="majorHAnsi" w:eastAsiaTheme="majorEastAsia" w:hAnsiTheme="majorHAnsi" w:cstheme="majorBidi" w:ascii="Calibri" w:hAnsi="Calibri"/>
       <w:b/>
       <w:color w:val="111111"/>
-      <w:sz w:val="20"/>
+      <w:sz w:val="18"/>
       <w:szCs w:val="32"/>
     </w:rPr>
   </w:style>
